--- a/Yellow Kaizo Patch and Important Documents/Fishing Rod Encounters.docx
+++ b/Yellow Kaizo Patch and Important Documents/Fishing Rod Encounters.docx
@@ -896,17 +896,7 @@
           <w:sz w:val="32"/>
           <w:szCs w:val="32"/>
         </w:rPr>
-        <w:t xml:space="preserve">, </w:t>
-      </w:r>
-      <w:proofErr w:type="gramStart"/>
-      <w:r>
-        <w:rPr>
-          <w:b/>
-          <w:bCs/>
-          <w:sz w:val="32"/>
-          <w:szCs w:val="32"/>
-        </w:rPr>
-        <w:t>S</w:t>
+        <w:t>, S</w:t>
       </w:r>
       <w:r>
         <w:rPr>
@@ -935,7 +925,6 @@
         </w:rPr>
         <w:t>KINGLER</w:t>
       </w:r>
-      <w:proofErr w:type="gramEnd"/>
     </w:p>
     <w:tbl>
       <w:tblPr>
@@ -1348,17 +1337,7 @@
           <w:sz w:val="32"/>
           <w:szCs w:val="32"/>
         </w:rPr>
-        <w:t xml:space="preserve">, </w:t>
-      </w:r>
-      <w:proofErr w:type="gramStart"/>
-      <w:r>
-        <w:rPr>
-          <w:b/>
-          <w:bCs/>
-          <w:sz w:val="32"/>
-          <w:szCs w:val="32"/>
-        </w:rPr>
-        <w:t>S</w:t>
+        <w:t>, S</w:t>
       </w:r>
       <w:r>
         <w:rPr>
@@ -1387,7 +1366,6 @@
         </w:rPr>
         <w:t>KINGLER</w:t>
       </w:r>
-      <w:proofErr w:type="gramEnd"/>
     </w:p>
     <w:tbl>
       <w:tblPr>
@@ -1806,17 +1784,7 @@
           <w:sz w:val="32"/>
           <w:szCs w:val="32"/>
         </w:rPr>
-        <w:t xml:space="preserve">, </w:t>
-      </w:r>
-      <w:proofErr w:type="gramStart"/>
-      <w:r>
-        <w:rPr>
-          <w:b/>
-          <w:bCs/>
-          <w:sz w:val="32"/>
-          <w:szCs w:val="32"/>
-        </w:rPr>
-        <w:t>S</w:t>
+        <w:t>, S</w:t>
       </w:r>
       <w:r>
         <w:rPr>
@@ -1845,7 +1813,6 @@
         </w:rPr>
         <w:t>KINGLER</w:t>
       </w:r>
-      <w:proofErr w:type="gramEnd"/>
     </w:p>
     <w:tbl>
       <w:tblPr>
@@ -2264,17 +2231,7 @@
           <w:sz w:val="32"/>
           <w:szCs w:val="32"/>
         </w:rPr>
-        <w:t xml:space="preserve">, </w:t>
-      </w:r>
-      <w:proofErr w:type="gramStart"/>
-      <w:r>
-        <w:rPr>
-          <w:b/>
-          <w:bCs/>
-          <w:sz w:val="32"/>
-          <w:szCs w:val="32"/>
-        </w:rPr>
-        <w:t>S</w:t>
+        <w:t>, S</w:t>
       </w:r>
       <w:r>
         <w:rPr>
@@ -2303,7 +2260,6 @@
         </w:rPr>
         <w:t>KINGLER</w:t>
       </w:r>
-      <w:proofErr w:type="gramEnd"/>
     </w:p>
     <w:tbl>
       <w:tblPr>
@@ -2715,17 +2671,7 @@
           <w:sz w:val="32"/>
           <w:szCs w:val="32"/>
         </w:rPr>
-        <w:t xml:space="preserve">, </w:t>
-      </w:r>
-      <w:proofErr w:type="gramStart"/>
-      <w:r>
-        <w:rPr>
-          <w:b/>
-          <w:bCs/>
-          <w:sz w:val="32"/>
-          <w:szCs w:val="32"/>
-        </w:rPr>
-        <w:t>S</w:t>
+        <w:t>, S</w:t>
       </w:r>
       <w:r>
         <w:rPr>
@@ -2754,7 +2700,6 @@
         </w:rPr>
         <w:t>KINGLER</w:t>
       </w:r>
-      <w:proofErr w:type="gramEnd"/>
     </w:p>
     <w:tbl>
       <w:tblPr>
@@ -3166,17 +3111,7 @@
           <w:sz w:val="32"/>
           <w:szCs w:val="32"/>
         </w:rPr>
-        <w:t xml:space="preserve">, </w:t>
-      </w:r>
-      <w:proofErr w:type="gramStart"/>
-      <w:r>
-        <w:rPr>
-          <w:b/>
-          <w:bCs/>
-          <w:sz w:val="32"/>
-          <w:szCs w:val="32"/>
-        </w:rPr>
-        <w:t>S</w:t>
+        <w:t>, S</w:t>
       </w:r>
       <w:r>
         <w:rPr>
@@ -3205,7 +3140,6 @@
         </w:rPr>
         <w:t>KINGLER</w:t>
       </w:r>
-      <w:proofErr w:type="gramEnd"/>
     </w:p>
     <w:tbl>
       <w:tblPr>
@@ -4025,17 +3959,7 @@
           <w:sz w:val="32"/>
           <w:szCs w:val="32"/>
         </w:rPr>
-        <w:t xml:space="preserve">, </w:t>
-      </w:r>
-      <w:proofErr w:type="gramStart"/>
-      <w:r>
-        <w:rPr>
-          <w:b/>
-          <w:bCs/>
-          <w:sz w:val="32"/>
-          <w:szCs w:val="32"/>
-        </w:rPr>
-        <w:t>S</w:t>
+        <w:t>, S</w:t>
       </w:r>
       <w:r>
         <w:rPr>
@@ -4064,7 +3988,6 @@
         </w:rPr>
         <w:t>KINGLER</w:t>
       </w:r>
-      <w:proofErr w:type="gramEnd"/>
     </w:p>
     <w:tbl>
       <w:tblPr>
@@ -4413,6 +4336,852 @@
           <w:sz w:val="32"/>
           <w:szCs w:val="32"/>
         </w:rPr>
+        <w:t>INDIGO PLATEAU</w:t>
+      </w:r>
+      <w:r>
+        <w:rPr>
+          <w:b/>
+          <w:bCs/>
+          <w:sz w:val="32"/>
+          <w:szCs w:val="32"/>
+        </w:rPr>
+        <w:t>:</w:t>
+      </w:r>
+      <w:r>
+        <w:rPr>
+          <w:b/>
+          <w:bCs/>
+          <w:sz w:val="32"/>
+          <w:szCs w:val="32"/>
+        </w:rPr>
+        <w:t xml:space="preserve"> </w:t>
+      </w:r>
+      <w:r>
+        <w:rPr>
+          <w:b/>
+          <w:bCs/>
+          <w:sz w:val="32"/>
+          <w:szCs w:val="32"/>
+        </w:rPr>
+        <w:t>SHELLDER</w:t>
+      </w:r>
+      <w:r>
+        <w:rPr>
+          <w:b/>
+          <w:bCs/>
+          <w:sz w:val="32"/>
+          <w:szCs w:val="32"/>
+        </w:rPr>
+        <w:t xml:space="preserve">,  </w:t>
+      </w:r>
+      <w:r>
+        <w:rPr>
+          <w:b/>
+          <w:bCs/>
+          <w:sz w:val="32"/>
+          <w:szCs w:val="32"/>
+        </w:rPr>
+        <w:t>STARYU</w:t>
+      </w:r>
+      <w:r>
+        <w:rPr>
+          <w:b/>
+          <w:bCs/>
+          <w:sz w:val="32"/>
+          <w:szCs w:val="32"/>
+        </w:rPr>
+        <w:t xml:space="preserve">,  </w:t>
+      </w:r>
+      <w:r>
+        <w:rPr>
+          <w:b/>
+          <w:bCs/>
+          <w:sz w:val="32"/>
+          <w:szCs w:val="32"/>
+        </w:rPr>
+        <w:t>SLOWPOKE</w:t>
+      </w:r>
+    </w:p>
+    <w:tbl>
+      <w:tblPr>
+        <w:tblW w:w="6290" w:type="dxa"/>
+        <w:tblCellMar>
+          <w:top w:w="15" w:type="dxa"/>
+          <w:left w:w="15" w:type="dxa"/>
+          <w:bottom w:w="15" w:type="dxa"/>
+          <w:right w:w="15" w:type="dxa"/>
+        </w:tblCellMar>
+        <w:tblLook w:val="04A0" w:firstRow="1" w:lastRow="0" w:firstColumn="1" w:lastColumn="0" w:noHBand="0" w:noVBand="1"/>
+      </w:tblPr>
+      <w:tblGrid>
+        <w:gridCol w:w="1429"/>
+        <w:gridCol w:w="1796"/>
+        <w:gridCol w:w="1615"/>
+        <w:gridCol w:w="1450"/>
+      </w:tblGrid>
+      <w:tr>
+        <w:trPr>
+          <w:trHeight w:val="1023"/>
+        </w:trPr>
+        <w:tc>
+          <w:tcPr>
+            <w:tcW w:w="1429" w:type="dxa"/>
+            <w:tcBorders>
+              <w:top w:val="single" w:sz="8" w:space="0" w:color="000000"/>
+              <w:left w:val="single" w:sz="8" w:space="0" w:color="000000"/>
+              <w:bottom w:val="single" w:sz="8" w:space="0" w:color="000000"/>
+              <w:right w:val="single" w:sz="8" w:space="0" w:color="000000"/>
+            </w:tcBorders>
+            <w:tcMar>
+              <w:top w:w="100" w:type="dxa"/>
+              <w:left w:w="100" w:type="dxa"/>
+              <w:bottom w:w="100" w:type="dxa"/>
+              <w:right w:w="100" w:type="dxa"/>
+            </w:tcMar>
+            <w:hideMark/>
+          </w:tcPr>
+          <w:p>
+            <w:pPr>
+              <w:spacing w:after="0" w:line="240" w:lineRule="auto"/>
+              <w:jc w:val="center"/>
+              <w:rPr>
+                <w:rFonts w:ascii="Times New Roman" w:eastAsia="Times New Roman" w:hAnsi="Times New Roman" w:cs="Times New Roman"/>
+                <w:kern w:val="0"/>
+                <w14:ligatures w14:val="none"/>
+              </w:rPr>
+            </w:pPr>
+            <w:r>
+              <w:rPr>
+                <w:noProof/>
+              </w:rPr>
+              <w:drawing>
+                <wp:inline distT="0" distB="0" distL="0" distR="0" wp14:anchorId="498DA0F0" wp14:editId="5963EB8E">
+                  <wp:extent cx="728980" cy="728980"/>
+                  <wp:effectExtent l="0" t="0" r="0" b="0"/>
+                  <wp:docPr id="1546063926" name="Picture 20" descr="Shellder sprite from Yellow"/>
+                  <wp:cNvGraphicFramePr>
+                    <a:graphicFrameLocks xmlns:a="http://schemas.openxmlformats.org/drawingml/2006/main" noChangeAspect="1"/>
+                  </wp:cNvGraphicFramePr>
+                  <a:graphic xmlns:a="http://schemas.openxmlformats.org/drawingml/2006/main">
+                    <a:graphicData uri="http://schemas.openxmlformats.org/drawingml/2006/picture">
+                      <pic:pic xmlns:pic="http://schemas.openxmlformats.org/drawingml/2006/picture">
+                        <pic:nvPicPr>
+                          <pic:cNvPr id="0" name="Picture 42" descr="Shellder sprite from Yellow"/>
+                          <pic:cNvPicPr>
+                            <a:picLocks noChangeAspect="1" noChangeArrowheads="1"/>
+                          </pic:cNvPicPr>
+                        </pic:nvPicPr>
+                        <pic:blipFill>
+                          <a:blip r:embed="rId13">
+                            <a:extLst>
+                              <a:ext uri="{28A0092B-C50C-407E-A947-70E740481C1C}">
+                                <a14:useLocalDpi xmlns:a14="http://schemas.microsoft.com/office/drawing/2010/main" val="0"/>
+                              </a:ext>
+                            </a:extLst>
+                          </a:blip>
+                          <a:srcRect/>
+                          <a:stretch>
+                            <a:fillRect/>
+                          </a:stretch>
+                        </pic:blipFill>
+                        <pic:spPr bwMode="auto">
+                          <a:xfrm>
+                            <a:off x="0" y="0"/>
+                            <a:ext cx="733626" cy="733626"/>
+                          </a:xfrm>
+                          <a:prstGeom prst="rect">
+                            <a:avLst/>
+                          </a:prstGeom>
+                          <a:noFill/>
+                          <a:ln>
+                            <a:noFill/>
+                          </a:ln>
+                        </pic:spPr>
+                      </pic:pic>
+                    </a:graphicData>
+                  </a:graphic>
+                </wp:inline>
+              </w:drawing>
+            </w:r>
+          </w:p>
+        </w:tc>
+        <w:tc>
+          <w:tcPr>
+            <w:tcW w:w="1796" w:type="dxa"/>
+            <w:tcBorders>
+              <w:top w:val="single" w:sz="8" w:space="0" w:color="000000"/>
+              <w:left w:val="single" w:sz="8" w:space="0" w:color="000000"/>
+              <w:bottom w:val="single" w:sz="8" w:space="0" w:color="000000"/>
+              <w:right w:val="single" w:sz="8" w:space="0" w:color="000000"/>
+            </w:tcBorders>
+            <w:tcMar>
+              <w:top w:w="100" w:type="dxa"/>
+              <w:left w:w="100" w:type="dxa"/>
+              <w:bottom w:w="100" w:type="dxa"/>
+              <w:right w:w="100" w:type="dxa"/>
+            </w:tcMar>
+            <w:hideMark/>
+          </w:tcPr>
+          <w:p>
+            <w:pPr>
+              <w:spacing w:after="0" w:line="240" w:lineRule="auto"/>
+              <w:jc w:val="center"/>
+              <w:rPr>
+                <w:rFonts w:ascii="Times New Roman" w:eastAsia="Times New Roman" w:hAnsi="Times New Roman" w:cs="Times New Roman"/>
+                <w:b/>
+                <w:bCs/>
+                <w:kern w:val="0"/>
+                <w14:ligatures w14:val="none"/>
+              </w:rPr>
+            </w:pPr>
+            <w:r>
+              <w:rPr>
+                <w:noProof/>
+              </w:rPr>
+              <w:drawing>
+                <wp:inline distT="0" distB="0" distL="0" distR="0" wp14:anchorId="695094A7" wp14:editId="5363C45A">
+                  <wp:extent cx="803189" cy="803189"/>
+                  <wp:effectExtent l="0" t="0" r="0" b="0"/>
+                  <wp:docPr id="661262908" name="Picture 16" descr="Slowpoke"/>
+                  <wp:cNvGraphicFramePr>
+                    <a:graphicFrameLocks xmlns:a="http://schemas.openxmlformats.org/drawingml/2006/main" noChangeAspect="1"/>
+                  </wp:cNvGraphicFramePr>
+                  <a:graphic xmlns:a="http://schemas.openxmlformats.org/drawingml/2006/main">
+                    <a:graphicData uri="http://schemas.openxmlformats.org/drawingml/2006/picture">
+                      <pic:pic xmlns:pic="http://schemas.openxmlformats.org/drawingml/2006/picture">
+                        <pic:nvPicPr>
+                          <pic:cNvPr id="0" name="Picture 34" descr="Slowpoke"/>
+                          <pic:cNvPicPr>
+                            <a:picLocks noChangeAspect="1" noChangeArrowheads="1"/>
+                          </pic:cNvPicPr>
+                        </pic:nvPicPr>
+                        <pic:blipFill>
+                          <a:blip r:embed="rId15">
+                            <a:extLst>
+                              <a:ext uri="{28A0092B-C50C-407E-A947-70E740481C1C}">
+                                <a14:useLocalDpi xmlns:a14="http://schemas.microsoft.com/office/drawing/2010/main" val="0"/>
+                              </a:ext>
+                            </a:extLst>
+                          </a:blip>
+                          <a:srcRect/>
+                          <a:stretch>
+                            <a:fillRect/>
+                          </a:stretch>
+                        </pic:blipFill>
+                        <pic:spPr bwMode="auto">
+                          <a:xfrm>
+                            <a:off x="0" y="0"/>
+                            <a:ext cx="807096" cy="807096"/>
+                          </a:xfrm>
+                          <a:prstGeom prst="rect">
+                            <a:avLst/>
+                          </a:prstGeom>
+                          <a:noFill/>
+                          <a:ln>
+                            <a:noFill/>
+                          </a:ln>
+                        </pic:spPr>
+                      </pic:pic>
+                    </a:graphicData>
+                  </a:graphic>
+                </wp:inline>
+              </w:drawing>
+            </w:r>
+          </w:p>
+        </w:tc>
+        <w:tc>
+          <w:tcPr>
+            <w:tcW w:w="1615" w:type="dxa"/>
+            <w:tcBorders>
+              <w:top w:val="single" w:sz="8" w:space="0" w:color="000000"/>
+              <w:left w:val="single" w:sz="8" w:space="0" w:color="000000"/>
+              <w:bottom w:val="single" w:sz="8" w:space="0" w:color="000000"/>
+              <w:right w:val="single" w:sz="8" w:space="0" w:color="000000"/>
+            </w:tcBorders>
+          </w:tcPr>
+          <w:p>
+            <w:pPr>
+              <w:spacing w:after="0" w:line="240" w:lineRule="auto"/>
+              <w:jc w:val="center"/>
+              <w:rPr>
+                <w:noProof/>
+              </w:rPr>
+            </w:pPr>
+            <w:r>
+              <w:rPr>
+                <w:noProof/>
+              </w:rPr>
+              <w:drawing>
+                <wp:inline distT="0" distB="0" distL="0" distR="0" wp14:anchorId="357089F0" wp14:editId="39687C7A">
+                  <wp:extent cx="716280" cy="716280"/>
+                  <wp:effectExtent l="0" t="0" r="7620" b="7620"/>
+                  <wp:docPr id="1010980430" name="Picture 4" descr="Staryu sprite from Yellow"/>
+                  <wp:cNvGraphicFramePr>
+                    <a:graphicFrameLocks xmlns:a="http://schemas.openxmlformats.org/drawingml/2006/main" noChangeAspect="1"/>
+                  </wp:cNvGraphicFramePr>
+                  <a:graphic xmlns:a="http://schemas.openxmlformats.org/drawingml/2006/main">
+                    <a:graphicData uri="http://schemas.openxmlformats.org/drawingml/2006/picture">
+                      <pic:pic xmlns:pic="http://schemas.openxmlformats.org/drawingml/2006/picture">
+                        <pic:nvPicPr>
+                          <pic:cNvPr id="0" name="Picture 7" descr="Staryu sprite from Yellow"/>
+                          <pic:cNvPicPr>
+                            <a:picLocks noChangeAspect="1" noChangeArrowheads="1"/>
+                          </pic:cNvPicPr>
+                        </pic:nvPicPr>
+                        <pic:blipFill>
+                          <a:blip r:embed="rId16">
+                            <a:extLst>
+                              <a:ext uri="{28A0092B-C50C-407E-A947-70E740481C1C}">
+                                <a14:useLocalDpi xmlns:a14="http://schemas.microsoft.com/office/drawing/2010/main" val="0"/>
+                              </a:ext>
+                            </a:extLst>
+                          </a:blip>
+                          <a:srcRect/>
+                          <a:stretch>
+                            <a:fillRect/>
+                          </a:stretch>
+                        </pic:blipFill>
+                        <pic:spPr bwMode="auto">
+                          <a:xfrm>
+                            <a:off x="0" y="0"/>
+                            <a:ext cx="720469" cy="720469"/>
+                          </a:xfrm>
+                          <a:prstGeom prst="rect">
+                            <a:avLst/>
+                          </a:prstGeom>
+                          <a:noFill/>
+                          <a:ln>
+                            <a:noFill/>
+                          </a:ln>
+                        </pic:spPr>
+                      </pic:pic>
+                    </a:graphicData>
+                  </a:graphic>
+                </wp:inline>
+              </w:drawing>
+            </w:r>
+          </w:p>
+        </w:tc>
+        <w:tc>
+          <w:tcPr>
+            <w:tcW w:w="1450" w:type="dxa"/>
+            <w:tcBorders>
+              <w:top w:val="single" w:sz="8" w:space="0" w:color="000000"/>
+              <w:left w:val="single" w:sz="8" w:space="0" w:color="000000"/>
+              <w:bottom w:val="single" w:sz="8" w:space="0" w:color="000000"/>
+              <w:right w:val="single" w:sz="8" w:space="0" w:color="000000"/>
+            </w:tcBorders>
+          </w:tcPr>
+          <w:p>
+            <w:pPr>
+              <w:spacing w:after="0" w:line="240" w:lineRule="auto"/>
+              <w:jc w:val="center"/>
+              <w:rPr>
+                <w:noProof/>
+              </w:rPr>
+            </w:pPr>
+            <w:r>
+              <w:rPr>
+                <w:noProof/>
+              </w:rPr>
+              <w:drawing>
+                <wp:inline distT="0" distB="0" distL="0" distR="0" wp14:anchorId="787C2850" wp14:editId="4E2376A7">
+                  <wp:extent cx="803189" cy="803189"/>
+                  <wp:effectExtent l="0" t="0" r="0" b="0"/>
+                  <wp:docPr id="374900168" name="Picture 16" descr="Slowpoke"/>
+                  <wp:cNvGraphicFramePr>
+                    <a:graphicFrameLocks xmlns:a="http://schemas.openxmlformats.org/drawingml/2006/main" noChangeAspect="1"/>
+                  </wp:cNvGraphicFramePr>
+                  <a:graphic xmlns:a="http://schemas.openxmlformats.org/drawingml/2006/main">
+                    <a:graphicData uri="http://schemas.openxmlformats.org/drawingml/2006/picture">
+                      <pic:pic xmlns:pic="http://schemas.openxmlformats.org/drawingml/2006/picture">
+                        <pic:nvPicPr>
+                          <pic:cNvPr id="0" name="Picture 34" descr="Slowpoke"/>
+                          <pic:cNvPicPr>
+                            <a:picLocks noChangeAspect="1" noChangeArrowheads="1"/>
+                          </pic:cNvPicPr>
+                        </pic:nvPicPr>
+                        <pic:blipFill>
+                          <a:blip r:embed="rId15">
+                            <a:extLst>
+                              <a:ext uri="{28A0092B-C50C-407E-A947-70E740481C1C}">
+                                <a14:useLocalDpi xmlns:a14="http://schemas.microsoft.com/office/drawing/2010/main" val="0"/>
+                              </a:ext>
+                            </a:extLst>
+                          </a:blip>
+                          <a:srcRect/>
+                          <a:stretch>
+                            <a:fillRect/>
+                          </a:stretch>
+                        </pic:blipFill>
+                        <pic:spPr bwMode="auto">
+                          <a:xfrm>
+                            <a:off x="0" y="0"/>
+                            <a:ext cx="807096" cy="807096"/>
+                          </a:xfrm>
+                          <a:prstGeom prst="rect">
+                            <a:avLst/>
+                          </a:prstGeom>
+                          <a:noFill/>
+                          <a:ln>
+                            <a:noFill/>
+                          </a:ln>
+                        </pic:spPr>
+                      </pic:pic>
+                    </a:graphicData>
+                  </a:graphic>
+                </wp:inline>
+              </w:drawing>
+            </w:r>
+          </w:p>
+        </w:tc>
+      </w:tr>
+    </w:tbl>
+    <w:p>
+      <w:pPr>
+        <w:rPr>
+          <w:b/>
+          <w:bCs/>
+          <w:sz w:val="32"/>
+          <w:szCs w:val="32"/>
+        </w:rPr>
+      </w:pPr>
+    </w:p>
+    <w:p>
+      <w:pPr>
+        <w:rPr>
+          <w:b/>
+          <w:bCs/>
+          <w:sz w:val="32"/>
+          <w:szCs w:val="32"/>
+        </w:rPr>
+      </w:pPr>
+      <w:r>
+        <w:rPr>
+          <w:b/>
+          <w:bCs/>
+          <w:sz w:val="32"/>
+          <w:szCs w:val="32"/>
+        </w:rPr>
+        <w:t>SAFFRON CITY</w:t>
+      </w:r>
+      <w:r>
+        <w:rPr>
+          <w:b/>
+          <w:bCs/>
+          <w:sz w:val="32"/>
+          <w:szCs w:val="32"/>
+        </w:rPr>
+        <w:t>:</w:t>
+      </w:r>
+      <w:r>
+        <w:rPr>
+          <w:b/>
+          <w:bCs/>
+          <w:sz w:val="32"/>
+          <w:szCs w:val="32"/>
+        </w:rPr>
+        <w:t xml:space="preserve"> </w:t>
+      </w:r>
+      <w:r>
+        <w:rPr>
+          <w:b/>
+          <w:bCs/>
+          <w:sz w:val="32"/>
+          <w:szCs w:val="32"/>
+        </w:rPr>
+        <w:t>GYARADOS</w:t>
+      </w:r>
+      <w:r>
+        <w:rPr>
+          <w:b/>
+          <w:bCs/>
+          <w:sz w:val="32"/>
+          <w:szCs w:val="32"/>
+        </w:rPr>
+        <w:t xml:space="preserve">,  </w:t>
+      </w:r>
+      <w:r>
+        <w:rPr>
+          <w:b/>
+          <w:bCs/>
+          <w:sz w:val="32"/>
+          <w:szCs w:val="32"/>
+        </w:rPr>
+        <w:t>TENTACOOL</w:t>
+      </w:r>
+      <w:r>
+        <w:rPr>
+          <w:b/>
+          <w:bCs/>
+          <w:sz w:val="32"/>
+          <w:szCs w:val="32"/>
+        </w:rPr>
+        <w:t>,  TENTACRUEL</w:t>
+      </w:r>
+    </w:p>
+    <w:tbl>
+      <w:tblPr>
+        <w:tblW w:w="6290" w:type="dxa"/>
+        <w:tblCellMar>
+          <w:top w:w="15" w:type="dxa"/>
+          <w:left w:w="15" w:type="dxa"/>
+          <w:bottom w:w="15" w:type="dxa"/>
+          <w:right w:w="15" w:type="dxa"/>
+        </w:tblCellMar>
+        <w:tblLook w:val="04A0" w:firstRow="1" w:lastRow="0" w:firstColumn="1" w:lastColumn="0" w:noHBand="0" w:noVBand="1"/>
+      </w:tblPr>
+      <w:tblGrid>
+        <w:gridCol w:w="1429"/>
+        <w:gridCol w:w="1796"/>
+        <w:gridCol w:w="1615"/>
+        <w:gridCol w:w="1450"/>
+      </w:tblGrid>
+      <w:tr>
+        <w:trPr>
+          <w:trHeight w:val="1023"/>
+        </w:trPr>
+        <w:tc>
+          <w:tcPr>
+            <w:tcW w:w="1429" w:type="dxa"/>
+            <w:tcBorders>
+              <w:top w:val="single" w:sz="8" w:space="0" w:color="000000"/>
+              <w:left w:val="single" w:sz="8" w:space="0" w:color="000000"/>
+              <w:bottom w:val="single" w:sz="8" w:space="0" w:color="000000"/>
+              <w:right w:val="single" w:sz="8" w:space="0" w:color="000000"/>
+            </w:tcBorders>
+            <w:tcMar>
+              <w:top w:w="100" w:type="dxa"/>
+              <w:left w:w="100" w:type="dxa"/>
+              <w:bottom w:w="100" w:type="dxa"/>
+              <w:right w:w="100" w:type="dxa"/>
+            </w:tcMar>
+            <w:hideMark/>
+          </w:tcPr>
+          <w:p>
+            <w:pPr>
+              <w:spacing w:after="0" w:line="240" w:lineRule="auto"/>
+              <w:jc w:val="center"/>
+              <w:rPr>
+                <w:rFonts w:ascii="Times New Roman" w:eastAsia="Times New Roman" w:hAnsi="Times New Roman" w:cs="Times New Roman"/>
+                <w:kern w:val="0"/>
+                <w14:ligatures w14:val="none"/>
+              </w:rPr>
+            </w:pPr>
+            <w:r>
+              <w:rPr>
+                <w:noProof/>
+              </w:rPr>
+              <w:drawing>
+                <wp:inline distT="0" distB="0" distL="0" distR="0" wp14:anchorId="3FA8AF1C" wp14:editId="4552A0CF">
+                  <wp:extent cx="642551" cy="642551"/>
+                  <wp:effectExtent l="0" t="0" r="5715" b="5715"/>
+                  <wp:docPr id="1992163540" name="Picture 12" descr="Gyarados sprite from Yellow"/>
+                  <wp:cNvGraphicFramePr>
+                    <a:graphicFrameLocks xmlns:a="http://schemas.openxmlformats.org/drawingml/2006/main" noChangeAspect="1"/>
+                  </wp:cNvGraphicFramePr>
+                  <a:graphic xmlns:a="http://schemas.openxmlformats.org/drawingml/2006/main">
+                    <a:graphicData uri="http://schemas.openxmlformats.org/drawingml/2006/picture">
+                      <pic:pic xmlns:pic="http://schemas.openxmlformats.org/drawingml/2006/picture">
+                        <pic:nvPicPr>
+                          <pic:cNvPr id="0" name="Picture 26" descr="Gyarados sprite from Yellow"/>
+                          <pic:cNvPicPr>
+                            <a:picLocks noChangeAspect="1" noChangeArrowheads="1"/>
+                          </pic:cNvPicPr>
+                        </pic:nvPicPr>
+                        <pic:blipFill>
+                          <a:blip r:embed="rId17">
+                            <a:extLst>
+                              <a:ext uri="{28A0092B-C50C-407E-A947-70E740481C1C}">
+                                <a14:useLocalDpi xmlns:a14="http://schemas.microsoft.com/office/drawing/2010/main" val="0"/>
+                              </a:ext>
+                            </a:extLst>
+                          </a:blip>
+                          <a:srcRect/>
+                          <a:stretch>
+                            <a:fillRect/>
+                          </a:stretch>
+                        </pic:blipFill>
+                        <pic:spPr bwMode="auto">
+                          <a:xfrm>
+                            <a:off x="0" y="0"/>
+                            <a:ext cx="645190" cy="645190"/>
+                          </a:xfrm>
+                          <a:prstGeom prst="rect">
+                            <a:avLst/>
+                          </a:prstGeom>
+                          <a:noFill/>
+                          <a:ln>
+                            <a:noFill/>
+                          </a:ln>
+                        </pic:spPr>
+                      </pic:pic>
+                    </a:graphicData>
+                  </a:graphic>
+                </wp:inline>
+              </w:drawing>
+            </w:r>
+          </w:p>
+        </w:tc>
+        <w:tc>
+          <w:tcPr>
+            <w:tcW w:w="1796" w:type="dxa"/>
+            <w:tcBorders>
+              <w:top w:val="single" w:sz="8" w:space="0" w:color="000000"/>
+              <w:left w:val="single" w:sz="8" w:space="0" w:color="000000"/>
+              <w:bottom w:val="single" w:sz="8" w:space="0" w:color="000000"/>
+              <w:right w:val="single" w:sz="8" w:space="0" w:color="000000"/>
+            </w:tcBorders>
+            <w:tcMar>
+              <w:top w:w="100" w:type="dxa"/>
+              <w:left w:w="100" w:type="dxa"/>
+              <w:bottom w:w="100" w:type="dxa"/>
+              <w:right w:w="100" w:type="dxa"/>
+            </w:tcMar>
+            <w:hideMark/>
+          </w:tcPr>
+          <w:p>
+            <w:pPr>
+              <w:spacing w:after="0" w:line="240" w:lineRule="auto"/>
+              <w:jc w:val="center"/>
+              <w:rPr>
+                <w:rFonts w:ascii="Times New Roman" w:eastAsia="Times New Roman" w:hAnsi="Times New Roman" w:cs="Times New Roman"/>
+                <w:b/>
+                <w:bCs/>
+                <w:kern w:val="0"/>
+                <w14:ligatures w14:val="none"/>
+              </w:rPr>
+            </w:pPr>
+            <w:r>
+              <w:rPr>
+                <w:noProof/>
+              </w:rPr>
+              <w:drawing>
+                <wp:inline distT="0" distB="0" distL="0" distR="0" wp14:anchorId="0DF004A9" wp14:editId="4BEF8A9B">
+                  <wp:extent cx="731520" cy="731520"/>
+                  <wp:effectExtent l="0" t="0" r="0" b="0"/>
+                  <wp:docPr id="1231429878" name="Picture 4" descr="Tentacool sprite from Yellow"/>
+                  <wp:cNvGraphicFramePr>
+                    <a:graphicFrameLocks xmlns:a="http://schemas.openxmlformats.org/drawingml/2006/main" noChangeAspect="1"/>
+                  </wp:cNvGraphicFramePr>
+                  <a:graphic xmlns:a="http://schemas.openxmlformats.org/drawingml/2006/main">
+                    <a:graphicData uri="http://schemas.openxmlformats.org/drawingml/2006/picture">
+                      <pic:pic xmlns:pic="http://schemas.openxmlformats.org/drawingml/2006/picture">
+                        <pic:nvPicPr>
+                          <pic:cNvPr id="0" name="Picture 7" descr="Tentacool sprite from Yellow"/>
+                          <pic:cNvPicPr>
+                            <a:picLocks noChangeAspect="1" noChangeArrowheads="1"/>
+                          </pic:cNvPicPr>
+                        </pic:nvPicPr>
+                        <pic:blipFill>
+                          <a:blip r:embed="rId9">
+                            <a:extLst>
+                              <a:ext uri="{28A0092B-C50C-407E-A947-70E740481C1C}">
+                                <a14:useLocalDpi xmlns:a14="http://schemas.microsoft.com/office/drawing/2010/main" val="0"/>
+                              </a:ext>
+                            </a:extLst>
+                          </a:blip>
+                          <a:srcRect/>
+                          <a:stretch>
+                            <a:fillRect/>
+                          </a:stretch>
+                        </pic:blipFill>
+                        <pic:spPr bwMode="auto">
+                          <a:xfrm>
+                            <a:off x="0" y="0"/>
+                            <a:ext cx="733688" cy="733688"/>
+                          </a:xfrm>
+                          <a:prstGeom prst="rect">
+                            <a:avLst/>
+                          </a:prstGeom>
+                          <a:noFill/>
+                          <a:ln>
+                            <a:noFill/>
+                          </a:ln>
+                        </pic:spPr>
+                      </pic:pic>
+                    </a:graphicData>
+                  </a:graphic>
+                </wp:inline>
+              </w:drawing>
+            </w:r>
+          </w:p>
+        </w:tc>
+        <w:tc>
+          <w:tcPr>
+            <w:tcW w:w="1615" w:type="dxa"/>
+            <w:tcBorders>
+              <w:top w:val="single" w:sz="8" w:space="0" w:color="000000"/>
+              <w:left w:val="single" w:sz="8" w:space="0" w:color="000000"/>
+              <w:bottom w:val="single" w:sz="8" w:space="0" w:color="000000"/>
+              <w:right w:val="single" w:sz="8" w:space="0" w:color="000000"/>
+            </w:tcBorders>
+          </w:tcPr>
+          <w:p>
+            <w:pPr>
+              <w:spacing w:after="0" w:line="240" w:lineRule="auto"/>
+              <w:jc w:val="center"/>
+              <w:rPr>
+                <w:noProof/>
+              </w:rPr>
+            </w:pPr>
+            <w:r>
+              <w:rPr>
+                <w:noProof/>
+              </w:rPr>
+              <w:drawing>
+                <wp:inline distT="0" distB="0" distL="0" distR="0" wp14:anchorId="3FA53387" wp14:editId="3FB68601">
+                  <wp:extent cx="716280" cy="716280"/>
+                  <wp:effectExtent l="0" t="0" r="7620" b="7620"/>
+                  <wp:docPr id="1564178311" name="Picture 6" descr="Tentacruel sprite from Yellow"/>
+                  <wp:cNvGraphicFramePr>
+                    <a:graphicFrameLocks xmlns:a="http://schemas.openxmlformats.org/drawingml/2006/main" noChangeAspect="1"/>
+                  </wp:cNvGraphicFramePr>
+                  <a:graphic xmlns:a="http://schemas.openxmlformats.org/drawingml/2006/main">
+                    <a:graphicData uri="http://schemas.openxmlformats.org/drawingml/2006/picture">
+                      <pic:pic xmlns:pic="http://schemas.openxmlformats.org/drawingml/2006/picture">
+                        <pic:nvPicPr>
+                          <pic:cNvPr id="0" name="Picture 11" descr="Tentacruel sprite from Yellow"/>
+                          <pic:cNvPicPr>
+                            <a:picLocks noChangeAspect="1" noChangeArrowheads="1"/>
+                          </pic:cNvPicPr>
+                        </pic:nvPicPr>
+                        <pic:blipFill>
+                          <a:blip r:embed="rId18">
+                            <a:extLst>
+                              <a:ext uri="{28A0092B-C50C-407E-A947-70E740481C1C}">
+                                <a14:useLocalDpi xmlns:a14="http://schemas.microsoft.com/office/drawing/2010/main" val="0"/>
+                              </a:ext>
+                            </a:extLst>
+                          </a:blip>
+                          <a:srcRect/>
+                          <a:stretch>
+                            <a:fillRect/>
+                          </a:stretch>
+                        </pic:blipFill>
+                        <pic:spPr bwMode="auto">
+                          <a:xfrm>
+                            <a:off x="0" y="0"/>
+                            <a:ext cx="719741" cy="719741"/>
+                          </a:xfrm>
+                          <a:prstGeom prst="rect">
+                            <a:avLst/>
+                          </a:prstGeom>
+                          <a:noFill/>
+                          <a:ln>
+                            <a:noFill/>
+                          </a:ln>
+                        </pic:spPr>
+                      </pic:pic>
+                    </a:graphicData>
+                  </a:graphic>
+                </wp:inline>
+              </w:drawing>
+            </w:r>
+          </w:p>
+        </w:tc>
+        <w:tc>
+          <w:tcPr>
+            <w:tcW w:w="1450" w:type="dxa"/>
+            <w:tcBorders>
+              <w:top w:val="single" w:sz="8" w:space="0" w:color="000000"/>
+              <w:left w:val="single" w:sz="8" w:space="0" w:color="000000"/>
+              <w:bottom w:val="single" w:sz="8" w:space="0" w:color="000000"/>
+              <w:right w:val="single" w:sz="8" w:space="0" w:color="000000"/>
+            </w:tcBorders>
+          </w:tcPr>
+          <w:p>
+            <w:pPr>
+              <w:spacing w:after="0" w:line="240" w:lineRule="auto"/>
+              <w:jc w:val="center"/>
+              <w:rPr>
+                <w:noProof/>
+              </w:rPr>
+            </w:pPr>
+            <w:r>
+              <w:rPr>
+                <w:noProof/>
+              </w:rPr>
+              <w:drawing>
+                <wp:inline distT="0" distB="0" distL="0" distR="0" wp14:anchorId="583FA489" wp14:editId="1C98033F">
+                  <wp:extent cx="716280" cy="716280"/>
+                  <wp:effectExtent l="0" t="0" r="7620" b="7620"/>
+                  <wp:docPr id="2090435129" name="Picture 6" descr="Tentacruel sprite from Yellow"/>
+                  <wp:cNvGraphicFramePr>
+                    <a:graphicFrameLocks xmlns:a="http://schemas.openxmlformats.org/drawingml/2006/main" noChangeAspect="1"/>
+                  </wp:cNvGraphicFramePr>
+                  <a:graphic xmlns:a="http://schemas.openxmlformats.org/drawingml/2006/main">
+                    <a:graphicData uri="http://schemas.openxmlformats.org/drawingml/2006/picture">
+                      <pic:pic xmlns:pic="http://schemas.openxmlformats.org/drawingml/2006/picture">
+                        <pic:nvPicPr>
+                          <pic:cNvPr id="0" name="Picture 11" descr="Tentacruel sprite from Yellow"/>
+                          <pic:cNvPicPr>
+                            <a:picLocks noChangeAspect="1" noChangeArrowheads="1"/>
+                          </pic:cNvPicPr>
+                        </pic:nvPicPr>
+                        <pic:blipFill>
+                          <a:blip r:embed="rId18">
+                            <a:extLst>
+                              <a:ext uri="{28A0092B-C50C-407E-A947-70E740481C1C}">
+                                <a14:useLocalDpi xmlns:a14="http://schemas.microsoft.com/office/drawing/2010/main" val="0"/>
+                              </a:ext>
+                            </a:extLst>
+                          </a:blip>
+                          <a:srcRect/>
+                          <a:stretch>
+                            <a:fillRect/>
+                          </a:stretch>
+                        </pic:blipFill>
+                        <pic:spPr bwMode="auto">
+                          <a:xfrm>
+                            <a:off x="0" y="0"/>
+                            <a:ext cx="719741" cy="719741"/>
+                          </a:xfrm>
+                          <a:prstGeom prst="rect">
+                            <a:avLst/>
+                          </a:prstGeom>
+                          <a:noFill/>
+                          <a:ln>
+                            <a:noFill/>
+                          </a:ln>
+                        </pic:spPr>
+                      </pic:pic>
+                    </a:graphicData>
+                  </a:graphic>
+                </wp:inline>
+              </w:drawing>
+            </w:r>
+          </w:p>
+        </w:tc>
+      </w:tr>
+    </w:tbl>
+    <w:p>
+      <w:pPr>
+        <w:rPr>
+          <w:b/>
+          <w:bCs/>
+          <w:sz w:val="32"/>
+          <w:szCs w:val="32"/>
+        </w:rPr>
+      </w:pPr>
+    </w:p>
+    <w:p>
+      <w:pPr>
+        <w:rPr>
+          <w:b/>
+          <w:bCs/>
+          <w:sz w:val="32"/>
+          <w:szCs w:val="32"/>
+        </w:rPr>
+      </w:pPr>
+      <w:r>
+        <w:rPr>
+          <w:b/>
+          <w:bCs/>
+          <w:sz w:val="32"/>
+          <w:szCs w:val="32"/>
+        </w:rPr>
+        <w:lastRenderedPageBreak/>
         <w:t>ROUTE</w:t>
       </w:r>
       <w:r>
@@ -4422,17 +5191,7 @@
           <w:sz w:val="32"/>
           <w:szCs w:val="32"/>
         </w:rPr>
-        <w:t xml:space="preserve"> 2: </w:t>
-      </w:r>
-      <w:proofErr w:type="gramStart"/>
-      <w:r>
-        <w:rPr>
-          <w:b/>
-          <w:bCs/>
-          <w:sz w:val="32"/>
-          <w:szCs w:val="32"/>
-        </w:rPr>
-        <w:t>POLIWRATH</w:t>
+        <w:t xml:space="preserve"> 2: POLIWRATH</w:t>
       </w:r>
       <w:r>
         <w:rPr>
@@ -4461,7 +5220,6 @@
         </w:rPr>
         <w:t>,  SEADRA</w:t>
       </w:r>
-      <w:proofErr w:type="gramEnd"/>
       <w:r>
         <w:rPr>
           <w:b/>
@@ -4687,7 +5445,7 @@
                           </pic:cNvPicPr>
                         </pic:nvPicPr>
                         <pic:blipFill>
-                          <a:blip r:embed="rId16">
+                          <a:blip r:embed="rId19">
                             <a:extLst>
                               <a:ext uri="{28A0092B-C50C-407E-A947-70E740481C1C}">
                                 <a14:useLocalDpi xmlns:a14="http://schemas.microsoft.com/office/drawing/2010/main" val="0"/>
@@ -4875,17 +5633,7 @@
           <w:sz w:val="32"/>
           <w:szCs w:val="32"/>
         </w:rPr>
-        <w:t xml:space="preserve">, </w:t>
-      </w:r>
-      <w:proofErr w:type="gramStart"/>
-      <w:r>
-        <w:rPr>
-          <w:b/>
-          <w:bCs/>
-          <w:sz w:val="32"/>
-          <w:szCs w:val="32"/>
-        </w:rPr>
-        <w:t xml:space="preserve">SEAKING,  </w:t>
+        <w:t xml:space="preserve">, SEAKING,  </w:t>
       </w:r>
       <w:r>
         <w:rPr>
@@ -4896,7 +5644,6 @@
         </w:rPr>
         <w:t>GOLDUCK</w:t>
       </w:r>
-      <w:proofErr w:type="gramEnd"/>
     </w:p>
     <w:tbl>
       <w:tblPr>
@@ -4968,7 +5715,7 @@
                           </pic:cNvPicPr>
                         </pic:nvPicPr>
                         <pic:blipFill>
-                          <a:blip r:embed="rId17">
+                          <a:blip r:embed="rId20">
                             <a:extLst>
                               <a:ext uri="{28A0092B-C50C-407E-A947-70E740481C1C}">
                                 <a14:useLocalDpi xmlns:a14="http://schemas.microsoft.com/office/drawing/2010/main" val="0"/>
@@ -5050,7 +5797,7 @@
                           </pic:cNvPicPr>
                         </pic:nvPicPr>
                         <pic:blipFill>
-                          <a:blip r:embed="rId18">
+                          <a:blip r:embed="rId21">
                             <a:extLst>
                               <a:ext uri="{28A0092B-C50C-407E-A947-70E740481C1C}">
                                 <a14:useLocalDpi xmlns:a14="http://schemas.microsoft.com/office/drawing/2010/main" val="0"/>
@@ -5123,7 +5870,7 @@
                           </pic:cNvPicPr>
                         </pic:nvPicPr>
                         <pic:blipFill>
-                          <a:blip r:embed="rId19">
+                          <a:blip r:embed="rId22">
                             <a:extLst>
                               <a:ext uri="{28A0092B-C50C-407E-A947-70E740481C1C}">
                                 <a14:useLocalDpi xmlns:a14="http://schemas.microsoft.com/office/drawing/2010/main" val="0"/>
@@ -5196,7 +5943,7 @@
                           </pic:cNvPicPr>
                         </pic:nvPicPr>
                         <pic:blipFill>
-                          <a:blip r:embed="rId20">
+                          <a:blip r:embed="rId23">
                             <a:extLst>
                               <a:ext uri="{28A0092B-C50C-407E-A947-70E740481C1C}">
                                 <a14:useLocalDpi xmlns:a14="http://schemas.microsoft.com/office/drawing/2010/main" val="0"/>
@@ -5257,7 +6004,6 @@
           <w:sz w:val="32"/>
           <w:szCs w:val="32"/>
         </w:rPr>
-        <w:lastRenderedPageBreak/>
         <w:t>ROUTE</w:t>
       </w:r>
       <w:r>
@@ -5312,17 +6058,7 @@
           <w:sz w:val="32"/>
           <w:szCs w:val="32"/>
         </w:rPr>
-        <w:t xml:space="preserve">, </w:t>
-      </w:r>
-      <w:proofErr w:type="gramStart"/>
-      <w:r>
-        <w:rPr>
-          <w:b/>
-          <w:bCs/>
-          <w:sz w:val="32"/>
-          <w:szCs w:val="32"/>
-        </w:rPr>
-        <w:t xml:space="preserve">SEAKING,  </w:t>
+        <w:t xml:space="preserve">, SEAKING,  </w:t>
       </w:r>
       <w:r>
         <w:rPr>
@@ -5333,7 +6069,6 @@
         </w:rPr>
         <w:t>GOLDUCK</w:t>
       </w:r>
-      <w:proofErr w:type="gramEnd"/>
     </w:p>
     <w:tbl>
       <w:tblPr>
@@ -5405,7 +6140,7 @@
                           </pic:cNvPicPr>
                         </pic:nvPicPr>
                         <pic:blipFill>
-                          <a:blip r:embed="rId17">
+                          <a:blip r:embed="rId20">
                             <a:extLst>
                               <a:ext uri="{28A0092B-C50C-407E-A947-70E740481C1C}">
                                 <a14:useLocalDpi xmlns:a14="http://schemas.microsoft.com/office/drawing/2010/main" val="0"/>
@@ -5487,7 +6222,7 @@
                           </pic:cNvPicPr>
                         </pic:nvPicPr>
                         <pic:blipFill>
-                          <a:blip r:embed="rId18">
+                          <a:blip r:embed="rId21">
                             <a:extLst>
                               <a:ext uri="{28A0092B-C50C-407E-A947-70E740481C1C}">
                                 <a14:useLocalDpi xmlns:a14="http://schemas.microsoft.com/office/drawing/2010/main" val="0"/>
@@ -5560,7 +6295,7 @@
                           </pic:cNvPicPr>
                         </pic:nvPicPr>
                         <pic:blipFill>
-                          <a:blip r:embed="rId19">
+                          <a:blip r:embed="rId22">
                             <a:extLst>
                               <a:ext uri="{28A0092B-C50C-407E-A947-70E740481C1C}">
                                 <a14:useLocalDpi xmlns:a14="http://schemas.microsoft.com/office/drawing/2010/main" val="0"/>
@@ -5633,7 +6368,7 @@
                           </pic:cNvPicPr>
                         </pic:nvPicPr>
                         <pic:blipFill>
-                          <a:blip r:embed="rId20">
+                          <a:blip r:embed="rId23">
                             <a:extLst>
                               <a:ext uri="{28A0092B-C50C-407E-A947-70E740481C1C}">
                                 <a14:useLocalDpi xmlns:a14="http://schemas.microsoft.com/office/drawing/2010/main" val="0"/>
@@ -5732,7 +6467,6 @@
         </w:rPr>
         <w:t xml:space="preserve"> </w:t>
       </w:r>
-      <w:proofErr w:type="gramStart"/>
       <w:r>
         <w:rPr>
           <w:b/>
@@ -5787,7 +6521,6 @@
         </w:rPr>
         <w:t>LE</w:t>
       </w:r>
-      <w:proofErr w:type="gramEnd"/>
     </w:p>
     <w:tbl>
       <w:tblPr>
@@ -5859,7 +6592,7 @@
                           </pic:cNvPicPr>
                         </pic:nvPicPr>
                         <pic:blipFill>
-                          <a:blip r:embed="rId21">
+                          <a:blip r:embed="rId24">
                             <a:extLst>
                               <a:ext uri="{28A0092B-C50C-407E-A947-70E740481C1C}">
                                 <a14:useLocalDpi xmlns:a14="http://schemas.microsoft.com/office/drawing/2010/main" val="0"/>
@@ -5941,7 +6674,7 @@
                           </pic:cNvPicPr>
                         </pic:nvPicPr>
                         <pic:blipFill>
-                          <a:blip r:embed="rId22">
+                          <a:blip r:embed="rId25">
                             <a:extLst>
                               <a:ext uri="{28A0092B-C50C-407E-A947-70E740481C1C}">
                                 <a14:useLocalDpi xmlns:a14="http://schemas.microsoft.com/office/drawing/2010/main" val="0"/>
@@ -6014,7 +6747,7 @@
                           </pic:cNvPicPr>
                         </pic:nvPicPr>
                         <pic:blipFill>
-                          <a:blip r:embed="rId22">
+                          <a:blip r:embed="rId25">
                             <a:extLst>
                               <a:ext uri="{28A0092B-C50C-407E-A947-70E740481C1C}">
                                 <a14:useLocalDpi xmlns:a14="http://schemas.microsoft.com/office/drawing/2010/main" val="0"/>
@@ -6087,7 +6820,7 @@
                           </pic:cNvPicPr>
                         </pic:nvPicPr>
                         <pic:blipFill>
-                          <a:blip r:embed="rId21">
+                          <a:blip r:embed="rId24">
                             <a:extLst>
                               <a:ext uri="{28A0092B-C50C-407E-A947-70E740481C1C}">
                                 <a14:useLocalDpi xmlns:a14="http://schemas.microsoft.com/office/drawing/2010/main" val="0"/>
@@ -6186,7 +6919,6 @@
         </w:rPr>
         <w:t xml:space="preserve"> </w:t>
       </w:r>
-      <w:proofErr w:type="gramStart"/>
       <w:r>
         <w:rPr>
           <w:b/>
@@ -6214,7 +6946,6 @@
         </w:rPr>
         <w:t>POLIWAG</w:t>
       </w:r>
-      <w:proofErr w:type="gramEnd"/>
       <w:r>
         <w:rPr>
           <w:b/>
@@ -6304,7 +7035,7 @@
                           </pic:cNvPicPr>
                         </pic:nvPicPr>
                         <pic:blipFill>
-                          <a:blip r:embed="rId21">
+                          <a:blip r:embed="rId24">
                             <a:extLst>
                               <a:ext uri="{28A0092B-C50C-407E-A947-70E740481C1C}">
                                 <a14:useLocalDpi xmlns:a14="http://schemas.microsoft.com/office/drawing/2010/main" val="0"/>
@@ -6386,7 +7117,7 @@
                           </pic:cNvPicPr>
                         </pic:nvPicPr>
                         <pic:blipFill>
-                          <a:blip r:embed="rId22">
+                          <a:blip r:embed="rId25">
                             <a:extLst>
                               <a:ext uri="{28A0092B-C50C-407E-A947-70E740481C1C}">
                                 <a14:useLocalDpi xmlns:a14="http://schemas.microsoft.com/office/drawing/2010/main" val="0"/>
@@ -6459,7 +7190,7 @@
                           </pic:cNvPicPr>
                         </pic:nvPicPr>
                         <pic:blipFill>
-                          <a:blip r:embed="rId22">
+                          <a:blip r:embed="rId25">
                             <a:extLst>
                               <a:ext uri="{28A0092B-C50C-407E-A947-70E740481C1C}">
                                 <a14:useLocalDpi xmlns:a14="http://schemas.microsoft.com/office/drawing/2010/main" val="0"/>
@@ -6532,7 +7263,7 @@
                           </pic:cNvPicPr>
                         </pic:nvPicPr>
                         <pic:blipFill>
-                          <a:blip r:embed="rId21">
+                          <a:blip r:embed="rId24">
                             <a:extLst>
                               <a:ext uri="{28A0092B-C50C-407E-A947-70E740481C1C}">
                                 <a14:useLocalDpi xmlns:a14="http://schemas.microsoft.com/office/drawing/2010/main" val="0"/>
@@ -6647,17 +7378,7 @@
           <w:sz w:val="32"/>
           <w:szCs w:val="32"/>
         </w:rPr>
-        <w:t xml:space="preserve">, </w:t>
-      </w:r>
-      <w:proofErr w:type="gramStart"/>
-      <w:r>
-        <w:rPr>
-          <w:b/>
-          <w:bCs/>
-          <w:sz w:val="32"/>
-          <w:szCs w:val="32"/>
-        </w:rPr>
-        <w:t xml:space="preserve">SEAKING,  </w:t>
+        <w:t xml:space="preserve">, SEAKING,  </w:t>
       </w:r>
       <w:r>
         <w:rPr>
@@ -6668,7 +7389,6 @@
         </w:rPr>
         <w:t>GOLDUCK</w:t>
       </w:r>
-      <w:proofErr w:type="gramEnd"/>
     </w:p>
     <w:tbl>
       <w:tblPr>
@@ -6740,7 +7460,7 @@
                           </pic:cNvPicPr>
                         </pic:nvPicPr>
                         <pic:blipFill>
-                          <a:blip r:embed="rId17">
+                          <a:blip r:embed="rId20">
                             <a:extLst>
                               <a:ext uri="{28A0092B-C50C-407E-A947-70E740481C1C}">
                                 <a14:useLocalDpi xmlns:a14="http://schemas.microsoft.com/office/drawing/2010/main" val="0"/>
@@ -6822,7 +7542,7 @@
                           </pic:cNvPicPr>
                         </pic:nvPicPr>
                         <pic:blipFill>
-                          <a:blip r:embed="rId18">
+                          <a:blip r:embed="rId21">
                             <a:extLst>
                               <a:ext uri="{28A0092B-C50C-407E-A947-70E740481C1C}">
                                 <a14:useLocalDpi xmlns:a14="http://schemas.microsoft.com/office/drawing/2010/main" val="0"/>
@@ -6895,7 +7615,7 @@
                           </pic:cNvPicPr>
                         </pic:nvPicPr>
                         <pic:blipFill>
-                          <a:blip r:embed="rId19">
+                          <a:blip r:embed="rId22">
                             <a:extLst>
                               <a:ext uri="{28A0092B-C50C-407E-A947-70E740481C1C}">
                                 <a14:useLocalDpi xmlns:a14="http://schemas.microsoft.com/office/drawing/2010/main" val="0"/>
@@ -6968,7 +7688,7 @@
                           </pic:cNvPicPr>
                         </pic:nvPicPr>
                         <pic:blipFill>
-                          <a:blip r:embed="rId20">
+                          <a:blip r:embed="rId23">
                             <a:extLst>
                               <a:ext uri="{28A0092B-C50C-407E-A947-70E740481C1C}">
                                 <a14:useLocalDpi xmlns:a14="http://schemas.microsoft.com/office/drawing/2010/main" val="0"/>
@@ -7083,17 +7803,7 @@
           <w:sz w:val="32"/>
           <w:szCs w:val="32"/>
         </w:rPr>
-        <w:t xml:space="preserve">, </w:t>
-      </w:r>
-      <w:proofErr w:type="gramStart"/>
-      <w:r>
-        <w:rPr>
-          <w:b/>
-          <w:bCs/>
-          <w:sz w:val="32"/>
-          <w:szCs w:val="32"/>
-        </w:rPr>
-        <w:t xml:space="preserve">SEAKING,  </w:t>
+        <w:t xml:space="preserve">, SEAKING,  </w:t>
       </w:r>
       <w:r>
         <w:rPr>
@@ -7104,7 +7814,6 @@
         </w:rPr>
         <w:t>GOLDUCK</w:t>
       </w:r>
-      <w:proofErr w:type="gramEnd"/>
     </w:p>
     <w:tbl>
       <w:tblPr>
@@ -7176,7 +7885,7 @@
                           </pic:cNvPicPr>
                         </pic:nvPicPr>
                         <pic:blipFill>
-                          <a:blip r:embed="rId17">
+                          <a:blip r:embed="rId20">
                             <a:extLst>
                               <a:ext uri="{28A0092B-C50C-407E-A947-70E740481C1C}">
                                 <a14:useLocalDpi xmlns:a14="http://schemas.microsoft.com/office/drawing/2010/main" val="0"/>
@@ -7258,7 +7967,7 @@
                           </pic:cNvPicPr>
                         </pic:nvPicPr>
                         <pic:blipFill>
-                          <a:blip r:embed="rId18">
+                          <a:blip r:embed="rId21">
                             <a:extLst>
                               <a:ext uri="{28A0092B-C50C-407E-A947-70E740481C1C}">
                                 <a14:useLocalDpi xmlns:a14="http://schemas.microsoft.com/office/drawing/2010/main" val="0"/>
@@ -7331,7 +8040,7 @@
                           </pic:cNvPicPr>
                         </pic:nvPicPr>
                         <pic:blipFill>
-                          <a:blip r:embed="rId19">
+                          <a:blip r:embed="rId22">
                             <a:extLst>
                               <a:ext uri="{28A0092B-C50C-407E-A947-70E740481C1C}">
                                 <a14:useLocalDpi xmlns:a14="http://schemas.microsoft.com/office/drawing/2010/main" val="0"/>
@@ -7404,7 +8113,7 @@
                           </pic:cNvPicPr>
                         </pic:nvPicPr>
                         <pic:blipFill>
-                          <a:blip r:embed="rId20">
+                          <a:blip r:embed="rId23">
                             <a:extLst>
                               <a:ext uri="{28A0092B-C50C-407E-A947-70E740481C1C}">
                                 <a14:useLocalDpi xmlns:a14="http://schemas.microsoft.com/office/drawing/2010/main" val="0"/>
@@ -7528,17 +8237,7 @@
           <w:sz w:val="32"/>
           <w:szCs w:val="32"/>
         </w:rPr>
-        <w:t xml:space="preserve">, </w:t>
-      </w:r>
-      <w:proofErr w:type="gramStart"/>
-      <w:r>
-        <w:rPr>
-          <w:b/>
-          <w:bCs/>
-          <w:sz w:val="32"/>
-          <w:szCs w:val="32"/>
-        </w:rPr>
-        <w:t xml:space="preserve">SEAKING,  </w:t>
+        <w:t xml:space="preserve">, SEAKING,  </w:t>
       </w:r>
       <w:r>
         <w:rPr>
@@ -7549,7 +8248,6 @@
         </w:rPr>
         <w:t>GOLDUCK</w:t>
       </w:r>
-      <w:proofErr w:type="gramEnd"/>
     </w:p>
     <w:tbl>
       <w:tblPr>
@@ -7621,7 +8319,7 @@
                           </pic:cNvPicPr>
                         </pic:nvPicPr>
                         <pic:blipFill>
-                          <a:blip r:embed="rId17">
+                          <a:blip r:embed="rId20">
                             <a:extLst>
                               <a:ext uri="{28A0092B-C50C-407E-A947-70E740481C1C}">
                                 <a14:useLocalDpi xmlns:a14="http://schemas.microsoft.com/office/drawing/2010/main" val="0"/>
@@ -7705,7 +8403,7 @@
                           </pic:cNvPicPr>
                         </pic:nvPicPr>
                         <pic:blipFill>
-                          <a:blip r:embed="rId18">
+                          <a:blip r:embed="rId21">
                             <a:extLst>
                               <a:ext uri="{28A0092B-C50C-407E-A947-70E740481C1C}">
                                 <a14:useLocalDpi xmlns:a14="http://schemas.microsoft.com/office/drawing/2010/main" val="0"/>
@@ -7778,7 +8476,7 @@
                           </pic:cNvPicPr>
                         </pic:nvPicPr>
                         <pic:blipFill>
-                          <a:blip r:embed="rId19">
+                          <a:blip r:embed="rId22">
                             <a:extLst>
                               <a:ext uri="{28A0092B-C50C-407E-A947-70E740481C1C}">
                                 <a14:useLocalDpi xmlns:a14="http://schemas.microsoft.com/office/drawing/2010/main" val="0"/>
@@ -7851,7 +8549,7 @@
                           </pic:cNvPicPr>
                         </pic:nvPicPr>
                         <pic:blipFill>
-                          <a:blip r:embed="rId20">
+                          <a:blip r:embed="rId23">
                             <a:extLst>
                               <a:ext uri="{28A0092B-C50C-407E-A947-70E740481C1C}">
                                 <a14:useLocalDpi xmlns:a14="http://schemas.microsoft.com/office/drawing/2010/main" val="0"/>
@@ -8196,7 +8894,7 @@
                           </pic:cNvPicPr>
                         </pic:nvPicPr>
                         <pic:blipFill>
-                          <a:blip r:embed="rId16">
+                          <a:blip r:embed="rId19">
                             <a:extLst>
                               <a:ext uri="{28A0092B-C50C-407E-A947-70E740481C1C}">
                                 <a14:useLocalDpi xmlns:a14="http://schemas.microsoft.com/office/drawing/2010/main" val="0"/>
@@ -8348,17 +9046,7 @@
           <w:sz w:val="32"/>
           <w:szCs w:val="32"/>
         </w:rPr>
-        <w:t xml:space="preserve"> </w:t>
-      </w:r>
-      <w:proofErr w:type="gramStart"/>
-      <w:r>
-        <w:rPr>
-          <w:b/>
-          <w:bCs/>
-          <w:sz w:val="32"/>
-          <w:szCs w:val="32"/>
-        </w:rPr>
-        <w:t>SHELLDER</w:t>
+        <w:t xml:space="preserve"> SHELLDER</w:t>
       </w:r>
       <w:r>
         <w:rPr>
@@ -8369,7 +9057,6 @@
         </w:rPr>
         <w:t>,  SEADRA</w:t>
       </w:r>
-      <w:proofErr w:type="gramEnd"/>
       <w:r>
         <w:rPr>
           <w:b/>
@@ -8432,6 +9119,7 @@
               <w:rPr>
                 <w:noProof/>
               </w:rPr>
+              <w:lastRenderedPageBreak/>
               <w:drawing>
                 <wp:inline distT="0" distB="0" distL="0" distR="0" wp14:anchorId="3AFB6B6E" wp14:editId="5A5528BC">
                   <wp:extent cx="728980" cy="728980"/>
@@ -8607,7 +9295,7 @@
                           </pic:cNvPicPr>
                         </pic:nvPicPr>
                         <pic:blipFill>
-                          <a:blip r:embed="rId16">
+                          <a:blip r:embed="rId19">
                             <a:extLst>
                               <a:ext uri="{28A0092B-C50C-407E-A947-70E740481C1C}">
                                 <a14:useLocalDpi xmlns:a14="http://schemas.microsoft.com/office/drawing/2010/main" val="0"/>
@@ -9034,7 +9722,7 @@
                           </pic:cNvPicPr>
                         </pic:nvPicPr>
                         <pic:blipFill>
-                          <a:blip r:embed="rId16">
+                          <a:blip r:embed="rId19">
                             <a:extLst>
                               <a:ext uri="{28A0092B-C50C-407E-A947-70E740481C1C}">
                                 <a14:useLocalDpi xmlns:a14="http://schemas.microsoft.com/office/drawing/2010/main" val="0"/>
@@ -9206,7 +9894,6 @@
         </w:rPr>
         <w:t xml:space="preserve"> </w:t>
       </w:r>
-      <w:proofErr w:type="gramStart"/>
       <w:r>
         <w:rPr>
           <w:b/>
@@ -9243,7 +9930,6 @@
         </w:rPr>
         <w:t>,  TENTACRUEL</w:t>
       </w:r>
-      <w:proofErr w:type="gramEnd"/>
     </w:p>
     <w:tbl>
       <w:tblPr>
@@ -9297,7 +9983,6 @@
               <w:rPr>
                 <w:noProof/>
               </w:rPr>
-              <w:lastRenderedPageBreak/>
               <w:drawing>
                 <wp:inline distT="0" distB="0" distL="0" distR="0" wp14:anchorId="0BF14FCF" wp14:editId="438F62FC">
                   <wp:extent cx="642551" cy="642551"/>
@@ -9316,7 +10001,7 @@
                           </pic:cNvPicPr>
                         </pic:nvPicPr>
                         <pic:blipFill>
-                          <a:blip r:embed="rId23">
+                          <a:blip r:embed="rId17">
                             <a:extLst>
                               <a:ext uri="{28A0092B-C50C-407E-A947-70E740481C1C}">
                                 <a14:useLocalDpi xmlns:a14="http://schemas.microsoft.com/office/drawing/2010/main" val="0"/>
@@ -9473,7 +10158,7 @@
                           </pic:cNvPicPr>
                         </pic:nvPicPr>
                         <pic:blipFill>
-                          <a:blip r:embed="rId24">
+                          <a:blip r:embed="rId18">
                             <a:extLst>
                               <a:ext uri="{28A0092B-C50C-407E-A947-70E740481C1C}">
                                 <a14:useLocalDpi xmlns:a14="http://schemas.microsoft.com/office/drawing/2010/main" val="0"/>
@@ -9546,7 +10231,7 @@
                           </pic:cNvPicPr>
                         </pic:nvPicPr>
                         <pic:blipFill>
-                          <a:blip r:embed="rId24">
+                          <a:blip r:embed="rId18">
                             <a:extLst>
                               <a:ext uri="{28A0092B-C50C-407E-A947-70E740481C1C}">
                                 <a14:useLocalDpi xmlns:a14="http://schemas.microsoft.com/office/drawing/2010/main" val="0"/>
@@ -9725,7 +10410,7 @@
                           </pic:cNvPicPr>
                         </pic:nvPicPr>
                         <pic:blipFill>
-                          <a:blip r:embed="rId25">
+                          <a:blip r:embed="rId16">
                             <a:extLst>
                               <a:ext uri="{28A0092B-C50C-407E-A947-70E740481C1C}">
                                 <a14:useLocalDpi xmlns:a14="http://schemas.microsoft.com/office/drawing/2010/main" val="0"/>
@@ -9809,7 +10494,7 @@
                           </pic:cNvPicPr>
                         </pic:nvPicPr>
                         <pic:blipFill>
-                          <a:blip r:embed="rId25">
+                          <a:blip r:embed="rId16">
                             <a:extLst>
                               <a:ext uri="{28A0092B-C50C-407E-A947-70E740481C1C}">
                                 <a14:useLocalDpi xmlns:a14="http://schemas.microsoft.com/office/drawing/2010/main" val="0"/>
@@ -9882,7 +10567,7 @@
                           </pic:cNvPicPr>
                         </pic:nvPicPr>
                         <pic:blipFill>
-                          <a:blip r:embed="rId25">
+                          <a:blip r:embed="rId16">
                             <a:extLst>
                               <a:ext uri="{28A0092B-C50C-407E-A947-70E740481C1C}">
                                 <a14:useLocalDpi xmlns:a14="http://schemas.microsoft.com/office/drawing/2010/main" val="0"/>
@@ -9955,7 +10640,7 @@
                           </pic:cNvPicPr>
                         </pic:nvPicPr>
                         <pic:blipFill>
-                          <a:blip r:embed="rId25">
+                          <a:blip r:embed="rId16">
                             <a:extLst>
                               <a:ext uri="{28A0092B-C50C-407E-A947-70E740481C1C}">
                                 <a14:useLocalDpi xmlns:a14="http://schemas.microsoft.com/office/drawing/2010/main" val="0"/>
@@ -10054,7 +10739,6 @@
         </w:rPr>
         <w:t xml:space="preserve"> </w:t>
       </w:r>
-      <w:proofErr w:type="gramStart"/>
       <w:r>
         <w:rPr>
           <w:b/>
@@ -10091,7 +10775,6 @@
         </w:rPr>
         <w:t>,  TENTACRUEL</w:t>
       </w:r>
-      <w:proofErr w:type="gramEnd"/>
     </w:p>
     <w:tbl>
       <w:tblPr>
@@ -10163,7 +10846,7 @@
                           </pic:cNvPicPr>
                         </pic:nvPicPr>
                         <pic:blipFill>
-                          <a:blip r:embed="rId23">
+                          <a:blip r:embed="rId17">
                             <a:extLst>
                               <a:ext uri="{28A0092B-C50C-407E-A947-70E740481C1C}">
                                 <a14:useLocalDpi xmlns:a14="http://schemas.microsoft.com/office/drawing/2010/main" val="0"/>
@@ -10320,7 +11003,7 @@
                           </pic:cNvPicPr>
                         </pic:nvPicPr>
                         <pic:blipFill>
-                          <a:blip r:embed="rId24">
+                          <a:blip r:embed="rId18">
                             <a:extLst>
                               <a:ext uri="{28A0092B-C50C-407E-A947-70E740481C1C}">
                                 <a14:useLocalDpi xmlns:a14="http://schemas.microsoft.com/office/drawing/2010/main" val="0"/>
@@ -10393,7 +11076,7 @@
                           </pic:cNvPicPr>
                         </pic:nvPicPr>
                         <pic:blipFill>
-                          <a:blip r:embed="rId24">
+                          <a:blip r:embed="rId18">
                             <a:extLst>
                               <a:ext uri="{28A0092B-C50C-407E-A947-70E740481C1C}">
                                 <a14:useLocalDpi xmlns:a14="http://schemas.microsoft.com/office/drawing/2010/main" val="0"/>
@@ -10492,7 +11175,6 @@
         </w:rPr>
         <w:t xml:space="preserve"> </w:t>
       </w:r>
-      <w:proofErr w:type="gramStart"/>
       <w:r>
         <w:rPr>
           <w:b/>
@@ -10538,7 +11220,6 @@
         </w:rPr>
         <w:t>SLOWPOKE</w:t>
       </w:r>
-      <w:proofErr w:type="gramEnd"/>
     </w:p>
     <w:tbl>
       <w:tblPr>
@@ -10592,6 +11273,7 @@
               <w:rPr>
                 <w:noProof/>
               </w:rPr>
+              <w:lastRenderedPageBreak/>
               <w:drawing>
                 <wp:inline distT="0" distB="0" distL="0" distR="0" wp14:anchorId="7CBE8A4C" wp14:editId="34CC81B1">
                   <wp:extent cx="728980" cy="728980"/>
@@ -10767,7 +11449,7 @@
                           </pic:cNvPicPr>
                         </pic:nvPicPr>
                         <pic:blipFill>
-                          <a:blip r:embed="rId25">
+                          <a:blip r:embed="rId16">
                             <a:extLst>
                               <a:ext uri="{28A0092B-C50C-407E-A947-70E740481C1C}">
                                 <a14:useLocalDpi xmlns:a14="http://schemas.microsoft.com/office/drawing/2010/main" val="0"/>
@@ -11274,7 +11956,6 @@
           <w:sz w:val="32"/>
           <w:szCs w:val="32"/>
         </w:rPr>
-        <w:lastRenderedPageBreak/>
         <w:t>VERMILION</w:t>
       </w:r>
       <w:r>
@@ -11304,7 +11985,6 @@
         </w:rPr>
         <w:t xml:space="preserve">: </w:t>
       </w:r>
-      <w:proofErr w:type="gramStart"/>
       <w:r>
         <w:rPr>
           <w:b/>
@@ -11350,7 +12030,6 @@
         </w:rPr>
         <w:t>POLIWAG</w:t>
       </w:r>
-      <w:proofErr w:type="gramEnd"/>
       <w:r>
         <w:rPr>
           <w:b/>
@@ -11440,7 +12119,7 @@
                           </pic:cNvPicPr>
                         </pic:nvPicPr>
                         <pic:blipFill>
-                          <a:blip r:embed="rId21">
+                          <a:blip r:embed="rId24">
                             <a:extLst>
                               <a:ext uri="{28A0092B-C50C-407E-A947-70E740481C1C}">
                                 <a14:useLocalDpi xmlns:a14="http://schemas.microsoft.com/office/drawing/2010/main" val="0"/>
@@ -11524,7 +12203,7 @@
                           </pic:cNvPicPr>
                         </pic:nvPicPr>
                         <pic:blipFill>
-                          <a:blip r:embed="rId22">
+                          <a:blip r:embed="rId25">
                             <a:extLst>
                               <a:ext uri="{28A0092B-C50C-407E-A947-70E740481C1C}">
                                 <a14:useLocalDpi xmlns:a14="http://schemas.microsoft.com/office/drawing/2010/main" val="0"/>
@@ -11597,7 +12276,7 @@
                           </pic:cNvPicPr>
                         </pic:nvPicPr>
                         <pic:blipFill>
-                          <a:blip r:embed="rId22">
+                          <a:blip r:embed="rId25">
                             <a:extLst>
                               <a:ext uri="{28A0092B-C50C-407E-A947-70E740481C1C}">
                                 <a14:useLocalDpi xmlns:a14="http://schemas.microsoft.com/office/drawing/2010/main" val="0"/>
@@ -11670,7 +12349,7 @@
                           </pic:cNvPicPr>
                         </pic:nvPicPr>
                         <pic:blipFill>
-                          <a:blip r:embed="rId21">
+                          <a:blip r:embed="rId24">
                             <a:extLst>
                               <a:ext uri="{28A0092B-C50C-407E-A947-70E740481C1C}">
                                 <a14:useLocalDpi xmlns:a14="http://schemas.microsoft.com/office/drawing/2010/main" val="0"/>
@@ -11731,16 +12410,7 @@
           <w:sz w:val="32"/>
           <w:szCs w:val="32"/>
         </w:rPr>
-        <w:t>SS ANNE BOW</w:t>
-      </w:r>
-      <w:r>
-        <w:rPr>
-          <w:b/>
-          <w:bCs/>
-          <w:sz w:val="32"/>
-          <w:szCs w:val="32"/>
-        </w:rPr>
-        <w:t>:</w:t>
+        <w:t>SS ANNE BOW:</w:t>
       </w:r>
       <w:r>
         <w:rPr>
@@ -11751,7 +12421,6 @@
         </w:rPr>
         <w:t xml:space="preserve"> </w:t>
       </w:r>
-      <w:proofErr w:type="gramStart"/>
       <w:r>
         <w:rPr>
           <w:b/>
@@ -11797,7 +12466,6 @@
         </w:rPr>
         <w:t>SLOWPOKE</w:t>
       </w:r>
-      <w:proofErr w:type="gramEnd"/>
     </w:p>
     <w:tbl>
       <w:tblPr>
@@ -12026,7 +12694,7 @@
                           </pic:cNvPicPr>
                         </pic:nvPicPr>
                         <pic:blipFill>
-                          <a:blip r:embed="rId25">
+                          <a:blip r:embed="rId16">
                             <a:extLst>
                               <a:ext uri="{28A0092B-C50C-407E-A947-70E740481C1C}">
                                 <a14:useLocalDpi xmlns:a14="http://schemas.microsoft.com/office/drawing/2010/main" val="0"/>
@@ -12614,6 +13282,7 @@
           <w:sz w:val="32"/>
           <w:szCs w:val="32"/>
         </w:rPr>
+        <w:lastRenderedPageBreak/>
         <w:t>SEAFOAM</w:t>
       </w:r>
       <w:r>
@@ -12750,7 +13419,7 @@
                           </pic:cNvPicPr>
                         </pic:nvPicPr>
                         <pic:blipFill>
-                          <a:blip r:embed="rId25">
+                          <a:blip r:embed="rId16">
                             <a:extLst>
                               <a:ext uri="{28A0092B-C50C-407E-A947-70E740481C1C}">
                                 <a14:useLocalDpi xmlns:a14="http://schemas.microsoft.com/office/drawing/2010/main" val="0"/>
@@ -12834,7 +13503,7 @@
                           </pic:cNvPicPr>
                         </pic:nvPicPr>
                         <pic:blipFill>
-                          <a:blip r:embed="rId25">
+                          <a:blip r:embed="rId16">
                             <a:extLst>
                               <a:ext uri="{28A0092B-C50C-407E-A947-70E740481C1C}">
                                 <a14:useLocalDpi xmlns:a14="http://schemas.microsoft.com/office/drawing/2010/main" val="0"/>
@@ -12907,7 +13576,7 @@
                           </pic:cNvPicPr>
                         </pic:nvPicPr>
                         <pic:blipFill>
-                          <a:blip r:embed="rId25">
+                          <a:blip r:embed="rId16">
                             <a:extLst>
                               <a:ext uri="{28A0092B-C50C-407E-A947-70E740481C1C}">
                                 <a14:useLocalDpi xmlns:a14="http://schemas.microsoft.com/office/drawing/2010/main" val="0"/>
@@ -12980,7 +13649,7 @@
                           </pic:cNvPicPr>
                         </pic:nvPicPr>
                         <pic:blipFill>
-                          <a:blip r:embed="rId25">
+                          <a:blip r:embed="rId16">
                             <a:extLst>
                               <a:ext uri="{28A0092B-C50C-407E-A947-70E740481C1C}">
                                 <a14:useLocalDpi xmlns:a14="http://schemas.microsoft.com/office/drawing/2010/main" val="0"/>
@@ -13113,17 +13782,7 @@
           <w:sz w:val="32"/>
           <w:szCs w:val="32"/>
         </w:rPr>
-        <w:t xml:space="preserve"> </w:t>
-      </w:r>
-      <w:proofErr w:type="gramStart"/>
-      <w:r>
-        <w:rPr>
-          <w:b/>
-          <w:bCs/>
-          <w:sz w:val="32"/>
-          <w:szCs w:val="32"/>
-        </w:rPr>
-        <w:t>K</w:t>
+        <w:t xml:space="preserve"> K</w:t>
       </w:r>
       <w:r>
         <w:rPr>
@@ -13141,17 +13800,7 @@
           <w:sz w:val="32"/>
           <w:szCs w:val="32"/>
         </w:rPr>
-        <w:t>,  OMANYTE</w:t>
-      </w:r>
-      <w:proofErr w:type="gramEnd"/>
-      <w:r>
-        <w:rPr>
-          <w:b/>
-          <w:bCs/>
-          <w:sz w:val="32"/>
-          <w:szCs w:val="32"/>
-        </w:rPr>
-        <w:t>, OMANYTE, KABUTO</w:t>
+        <w:t>,  OMANYTE, OMANYTE, KABUTO</w:t>
       </w:r>
     </w:p>
     <w:tbl>
@@ -13578,19 +14227,8 @@
           <w:sz w:val="32"/>
           <w:szCs w:val="32"/>
         </w:rPr>
-        <w:t xml:space="preserve"> </w:t>
-      </w:r>
-      <w:proofErr w:type="gramStart"/>
-      <w:r>
-        <w:rPr>
-          <w:b/>
-          <w:bCs/>
-          <w:sz w:val="32"/>
-          <w:szCs w:val="32"/>
-        </w:rPr>
-        <w:t>SLOWBRO,  POLIWRATH,  CLOYSTER,  STARMIE</w:t>
-      </w:r>
-      <w:proofErr w:type="gramEnd"/>
+        <w:t xml:space="preserve"> SLOWBRO,  POLIWRATH,  CLOYSTER,  STARMIE</w:t>
+      </w:r>
     </w:p>
     <w:tbl>
       <w:tblPr>
@@ -14012,27 +14650,7 @@
           <w:sz w:val="32"/>
           <w:szCs w:val="32"/>
         </w:rPr>
-        <w:t xml:space="preserve"> </w:t>
-      </w:r>
-      <w:proofErr w:type="gramStart"/>
-      <w:r>
-        <w:rPr>
-          <w:b/>
-          <w:bCs/>
-          <w:sz w:val="32"/>
-          <w:szCs w:val="32"/>
-        </w:rPr>
-        <w:t>GYARADOS,  KINGLER,  CLOYSTER</w:t>
-      </w:r>
-      <w:proofErr w:type="gramEnd"/>
-      <w:r>
-        <w:rPr>
-          <w:b/>
-          <w:bCs/>
-          <w:sz w:val="32"/>
-          <w:szCs w:val="32"/>
-        </w:rPr>
-        <w:t xml:space="preserve">, </w:t>
+        <w:t xml:space="preserve"> GYARADOS,  KINGLER,  CLOYSTER, </w:t>
       </w:r>
       <w:r>
         <w:rPr>
@@ -14114,7 +14732,7 @@
                           </pic:cNvPicPr>
                         </pic:nvPicPr>
                         <pic:blipFill>
-                          <a:blip r:embed="rId23">
+                          <a:blip r:embed="rId17">
                             <a:extLst>
                               <a:ext uri="{28A0092B-C50C-407E-A947-70E740481C1C}">
                                 <a14:useLocalDpi xmlns:a14="http://schemas.microsoft.com/office/drawing/2010/main" val="0"/>
@@ -14495,17 +15113,7 @@
           <w:sz w:val="32"/>
           <w:szCs w:val="32"/>
         </w:rPr>
-        <w:t xml:space="preserve"> </w:t>
-      </w:r>
-      <w:proofErr w:type="gramStart"/>
-      <w:r>
-        <w:rPr>
-          <w:b/>
-          <w:bCs/>
-          <w:sz w:val="32"/>
-          <w:szCs w:val="32"/>
-        </w:rPr>
-        <w:t>K</w:t>
+        <w:t xml:space="preserve"> K</w:t>
       </w:r>
       <w:r>
         <w:rPr>
@@ -14534,7 +15142,6 @@
         </w:rPr>
         <w:t>OMASTAR</w:t>
       </w:r>
-      <w:proofErr w:type="gramEnd"/>
     </w:p>
     <w:tbl>
       <w:tblPr>
@@ -15416,7 +16023,7 @@
   <w:style w:type="paragraph" w:default="1" w:styleId="Normal">
     <w:name w:val="Normal"/>
     <w:qFormat/>
-    <w:rsid w:val="00924C6A"/>
+    <w:rsid w:val="00942A9B"/>
   </w:style>
   <w:style w:type="paragraph" w:styleId="Heading1">
     <w:name w:val="heading 1"/>
